--- a/PixelLab_Report.docx
+++ b/PixelLab_Report.docx
@@ -5,34 +5,34 @@
     <w:p>
       <w:pPr>
         <w:bidi/>
-        <w:spacing w:before="480" w:after="80"/>
+        <w:spacing w:before="720" w:after="120"/>
         <w:jc w:val="right"/>
       </w:pPr>
       <w:r>
         <w:rPr>
           <w:rFonts w:ascii="Arial" w:hAnsi="Arial"/>
           <w:b/>
-          <w:color w:val="4F46E5"/>
-          <w:sz w:val="52"/>
+          <w:color w:val="1E293B"/>
+          <w:sz w:val="48"/>
           <w:rFonts w:cs="Arial"/>
         </w:rPr>
-        <w:t>تقرير مشروع PixelLab التفصيلي</w:t>
+        <w:t>التقرير الفني لمشروع PixelLab</w:t>
       </w:r>
     </w:p>
     <w:p>
       <w:pPr>
         <w:bidi/>
-        <w:spacing w:after="480"/>
+        <w:spacing w:after="560"/>
         <w:jc w:val="right"/>
       </w:pPr>
       <w:r>
         <w:rPr>
           <w:rFonts w:ascii="Arial" w:hAnsi="Arial"/>
           <w:color w:val="475569"/>
-          <w:sz w:val="28"/>
+          <w:sz w:val="26"/>
           <w:rFonts w:cs="Arial"/>
         </w:rPr>
-        <w:t>معالجة الصور واستكشاف الفضاءات اللونية ثلاثية الأبعاد</w:t>
+        <w:t>هندسة معالجة الصور الرقمية وتحليل هندسة الفضاءات اللونية ثلاثية الأبعاد</w:t>
       </w:r>
     </w:p>
     <w:tbl>
@@ -48,9 +48,9 @@
         <w:tc>
           <w:tcPr>
             <w:tcW w:type="dxa" w:w="9360"/>
-            <w:shd w:fill="F3F4F6"/>
+            <w:shd w:fill="F8FAFC"/>
             <w:tcBorders>
-              <w:right w:val="single" w:sz="24" w:space="0" w:color="4F46E5"/>
+              <w:right w:val="single" w:sz="36" w:space="0" w:color="4F46E5"/>
               <w:left w:val="none"/>
               <w:top w:val="none"/>
               <w:bottom w:val="none"/>
@@ -59,19 +59,18 @@
           <w:p>
             <w:pPr>
               <w:bidi/>
-              <w:spacing w:after="80"/>
-              <w:ind w:left="216" w:right="216"/>
+              <w:spacing w:after="120" w:before="120"/>
+              <w:ind w:left="288" w:right="288"/>
               <w:jc w:val="right"/>
             </w:pPr>
             <w:r>
               <w:rPr>
                 <w:rFonts w:ascii="Arial" w:hAnsi="Arial"/>
-                <w:i/>
-                <w:color w:val="1E293B"/>
-                <w:sz w:val="21"/>
+                <w:color w:val="334155"/>
+                <w:sz w:val="20"/>
                 <w:rFonts w:cs="Arial"/>
               </w:rPr>
-              <w:t>يوضح هذا التقرير الأكاديمي الإجراءات والملفات المتبعة لتحقيق المتطلبات البرمجية والتفاعلية ثلاثية الأبعاد لمشروع PixelLab لمعالجة وفحص الألوان.</w:t>
+              <w:t>توثيق فني وهيكلي لمنهجية تصميم وتطوير تطبيق PixelLab البرمجية، متضمناً آليات التحكم في قنوات الألوان، والتمثيل الهندسي التفاعلي ثلاثي الأبعاد، وخوارزميات تقليل العمق اللوني بكفاءة معالجة متوازية ولحظية.</w:t>
             </w:r>
           </w:p>
         </w:tc>
@@ -88,45 +87,83 @@
       <w:pPr>
         <w:keepNext/>
         <w:bidi/>
-        <w:spacing w:before="360" w:after="120"/>
+        <w:spacing w:before="320" w:after="120"/>
         <w:jc w:val="right"/>
         <w:pBdr>
-          <w:bottom w:val="single" w:sz="12" w:space="4" w:color="4F46E5"/>
+          <w:bottom w:val="single" w:sz="18" w:space="6" w:color="4F46E5"/>
         </w:pBdr>
       </w:pPr>
       <w:r>
         <w:rPr>
           <w:rFonts w:ascii="Arial" w:hAnsi="Arial"/>
           <w:b/>
-          <w:color w:val="4F46E5"/>
-          <w:sz w:val="36"/>
+          <w:color w:val="1E293B"/>
+          <w:sz w:val="32"/>
           <w:rFonts w:cs="Arial"/>
         </w:rPr>
-        <w:t>1. الهيكل التنظيمي للمشروع (Project Structure)</w:t>
+        <w:t>1. المقدمة والأهداف الفنية</w:t>
       </w:r>
     </w:p>
     <w:p>
       <w:pPr>
         <w:bidi/>
-        <w:spacing w:after="120" w:line="300" w:lineRule="auto"/>
+        <w:spacing w:after="160" w:line="312" w:lineRule="auto"/>
         <w:jc w:val="right"/>
       </w:pPr>
       <w:r>
         <w:rPr>
           <w:rFonts w:ascii="Arial" w:hAnsi="Arial"/>
           <w:b w:val="0"/>
-          <w:color w:val="1E293B"/>
+          <w:color w:val="334155"/>
           <w:sz w:val="22"/>
           <w:rFonts w:cs="Arial"/>
         </w:rPr>
-        <w:t>تم تصميم وهندسة مشروع PixelLab بالاعتماد على لغة C# وعناصر تحكم Windows Forms ومكتبة المعالجة الصورية الشهيرة Emgu.CV (منفذ OpenCV في دوت نت). يعتمد هيكل المشروع على فصل تام بين واجهة المستخدم الرسومية ومنطق المعالجة الحسابي والذاكري:</w:t>
+        <w:t>يهدف مشروع PixelLab إلى تقديم أداة برمجية متطورة تتيح استكشاف وتحليل بنية الألوان في الصور الرقمية بشكل تفاعلي. تم تصميم النظام ليلبي مجموعة من المتطلبات الهندسية الدقيقة التي تشمل التعديل اللحظي لقنوات الألوان، الإسقاط الهندسي ثلاثي الأبعاد لنقاط الصورة داخل الفضاءات اللونية المختلفة، وتقليل الألوان الرياضي الموجه للأداء العالي. يعتمد النظام برمجياً على لغة C# كمحرك رئيسي لبناء الواجهات الرسومية وعناصر التحكم المخصصة، بمرافقة مكتبة Emgu.CV (المنفذ الرسمي لمكتبة OpenCV) كذراع رياضي لتحويل وفك قنوات الألوان بكفاءة.</w:t>
+      </w:r>
+    </w:p>
+    <w:p>
+      <w:pPr>
+        <w:keepNext/>
+        <w:bidi/>
+        <w:spacing w:before="320" w:after="120"/>
+        <w:jc w:val="right"/>
+        <w:pBdr>
+          <w:bottom w:val="single" w:sz="18" w:space="6" w:color="4F46E5"/>
+        </w:pBdr>
+      </w:pPr>
+      <w:r>
+        <w:rPr>
+          <w:rFonts w:ascii="Arial" w:hAnsi="Arial"/>
+          <w:b/>
+          <w:color w:val="1E293B"/>
+          <w:sz w:val="32"/>
+          <w:rFonts w:cs="Arial"/>
+        </w:rPr>
+        <w:t>2. الهيكل المعماري للمشروع (Architectural Structure)</w:t>
       </w:r>
     </w:p>
     <w:p>
       <w:pPr>
         <w:bidi/>
-        <w:spacing w:after="80"/>
-        <w:ind w:left="360"/>
+        <w:spacing w:after="160" w:line="312" w:lineRule="auto"/>
+        <w:jc w:val="right"/>
+      </w:pPr>
+      <w:r>
+        <w:rPr>
+          <w:rFonts w:ascii="Arial" w:hAnsi="Arial"/>
+          <w:b w:val="0"/>
+          <w:color w:val="334155"/>
+          <w:sz w:val="22"/>
+          <w:rFonts w:cs="Arial"/>
+        </w:rPr>
+        <w:t>تم بناء المشروع بالاعتماد على معمارية برمجية تفصل بشكل كامل بين واجهات العرض الرسومية (UI) ومنطق المعالجة الحسابية والذاكرية (Engine &amp; Workspace). يضمن هذا التقسيم صيانة مرنة للمشروع وسرعة معالجة عالية تمنع حدوث اختناق في زمن الاستجابة (Latency):</w:t>
+      </w:r>
+    </w:p>
+    <w:p>
+      <w:pPr>
+        <w:bidi/>
+        <w:spacing w:after="100"/>
+        <w:ind w:left="432"/>
         <w:jc w:val="right"/>
       </w:pPr>
       <w:r>
@@ -140,7 +177,7 @@
         <w:rPr>
           <w:rFonts w:ascii="Arial" w:hAnsi="Arial"/>
           <w:b/>
-          <w:color w:val="475569"/>
+          <w:color w:val="1E293B"/>
           <w:rFonts w:cs="Arial"/>
         </w:rPr>
         <w:t xml:space="preserve">المجلد Core: </w:t>
@@ -148,17 +185,17 @@
       <w:r>
         <w:rPr>
           <w:rFonts w:ascii="Arial" w:hAnsi="Arial"/>
-          <w:color w:val="1E293B"/>
+          <w:color w:val="334155"/>
           <w:rFonts w:cs="Arial"/>
         </w:rPr>
-        <w:t>يحتوي على فئة إدارة ملف الصورة وحالتها في الذاكرة (ImageWorkspace.cs).</w:t>
+        <w:t>يحتوي على فئة إدارة ملفات الصور وإدارة الكائنات الصورية في الذاكرة (ImageWorkspace.cs) للحفاظ على سلامة البيانات الأصلية عند التعديل والتراجع.</w:t>
       </w:r>
     </w:p>
     <w:p>
       <w:pPr>
         <w:bidi/>
-        <w:spacing w:after="80"/>
-        <w:ind w:left="360"/>
+        <w:spacing w:after="100"/>
+        <w:ind w:left="432"/>
         <w:jc w:val="right"/>
       </w:pPr>
       <w:r>
@@ -172,7 +209,7 @@
         <w:rPr>
           <w:rFonts w:ascii="Arial" w:hAnsi="Arial"/>
           <w:b/>
-          <w:color w:val="475569"/>
+          <w:color w:val="1E293B"/>
           <w:rFonts w:cs="Arial"/>
         </w:rPr>
         <w:t xml:space="preserve">المجلد ColorProcessing: </w:t>
@@ -180,17 +217,17 @@
       <w:r>
         <w:rPr>
           <w:rFonts w:ascii="Arial" w:hAnsi="Arial"/>
-          <w:color w:val="1E293B"/>
+          <w:color w:val="334155"/>
           <w:rFonts w:cs="Arial"/>
         </w:rPr>
-        <w:t>يحتوي على محركات الرياضيات ومعالجة البكسل السريعة (ColorEngine.cs) وخوارزمية K-Means (ColorEngine.Quantization.cs) ومحرك الرسم ثلاثي الأبعاد للفضاءات (ColorSpaceRenderer.cs).</w:t>
+        <w:t>المحرك المركزي للعمليات الرياضية. يضم ملفات التحويل اللوني الفردي والجماعي، خوارزمية K-Means لتقليل الألوان، كود تسريع الذاكرة عبر قفل البكسلات، وفئة رسم الإسقاط ثلاثي الأبعاد.</w:t>
       </w:r>
     </w:p>
     <w:p>
       <w:pPr>
         <w:bidi/>
-        <w:spacing w:after="80"/>
-        <w:ind w:left="360"/>
+        <w:spacing w:after="100"/>
+        <w:ind w:left="432"/>
         <w:jc w:val="right"/>
       </w:pPr>
       <w:r>
@@ -204,7 +241,7 @@
         <w:rPr>
           <w:rFonts w:ascii="Arial" w:hAnsi="Arial"/>
           <w:b/>
-          <w:color w:val="475569"/>
+          <w:color w:val="1E293B"/>
           <w:rFonts w:cs="Arial"/>
         </w:rPr>
         <w:t xml:space="preserve">المجلد UI/Controls: </w:t>
@@ -212,17 +249,17 @@
       <w:r>
         <w:rPr>
           <w:rFonts w:ascii="Arial" w:hAnsi="Arial"/>
-          <w:color w:val="1E293B"/>
+          <w:color w:val="334155"/>
           <w:rFonts w:cs="Arial"/>
         </w:rPr>
-        <w:t>يحتوي على أدوات العرض المخصصة كشريط التمرير الملون ولوحة فحص البكسل.</w:t>
+        <w:t>يحتوي على عناصر تحكم الواجهة المصممة خصيصاً للمشروع كشريط التمرير التفاعلي (ColorSlider.cs) واللوحة السفلية لمعلومات بكسل الصورة (PixelInspectorPanel.cs).</w:t>
       </w:r>
     </w:p>
     <w:p>
       <w:pPr>
         <w:bidi/>
-        <w:spacing w:after="80"/>
-        <w:ind w:left="360"/>
+        <w:spacing w:after="100"/>
+        <w:ind w:left="432"/>
         <w:jc w:val="right"/>
       </w:pPr>
       <w:r>
@@ -236,7 +273,7 @@
         <w:rPr>
           <w:rFonts w:ascii="Arial" w:hAnsi="Arial"/>
           <w:b/>
-          <w:color w:val="475569"/>
+          <w:color w:val="1E293B"/>
           <w:rFonts w:cs="Arial"/>
         </w:rPr>
         <w:t xml:space="preserve">المجلد UI/Forms: </w:t>
@@ -244,56 +281,108 @@
       <w:r>
         <w:rPr>
           <w:rFonts w:ascii="Arial" w:hAnsi="Arial"/>
-          <w:color w:val="1E293B"/>
+          <w:color w:val="334155"/>
           <w:rFonts w:cs="Arial"/>
         </w:rPr>
-        <w:t>يحتوي على النوافذ الرئيسية والتفاعلية ثلاثية الأبعاد للمشروع.</w:t>
+        <w:t>يضم النوافذ التفاعلية، مثل نافذة العرض ثلاثي الأبعاد المتفاعلة (ColorSpaceViewerForm.cs) والنافذة الرئيسية للتطبيق (MainForm.cs).</w:t>
       </w:r>
     </w:p>
     <w:p>
       <w:pPr>
         <w:keepNext/>
         <w:bidi/>
-        <w:spacing w:before="360" w:after="120"/>
+        <w:spacing w:before="320" w:after="120"/>
         <w:jc w:val="right"/>
         <w:pBdr>
-          <w:bottom w:val="single" w:sz="12" w:space="4" w:color="4F46E5"/>
+          <w:bottom w:val="single" w:sz="18" w:space="6" w:color="4F46E5"/>
         </w:pBdr>
       </w:pPr>
       <w:r>
         <w:rPr>
           <w:rFonts w:ascii="Arial" w:hAnsi="Arial"/>
           <w:b/>
-          <w:color w:val="4F46E5"/>
-          <w:sz w:val="36"/>
+          <w:color w:val="1E293B"/>
+          <w:sz w:val="32"/>
           <w:rFonts w:cs="Arial"/>
         </w:rPr>
-        <w:t>2. تفصيل الملفات ومسؤولية كل منها</w:t>
+        <w:t>3. آليات معالجة البيانات وإدارة الذاكرة (Memory Management)</w:t>
       </w:r>
     </w:p>
     <w:p>
       <w:pPr>
         <w:keepNext/>
         <w:bidi/>
-        <w:spacing w:before="360" w:after="120"/>
+        <w:spacing w:before="320" w:after="120"/>
         <w:jc w:val="right"/>
       </w:pPr>
       <w:r>
         <w:rPr>
           <w:rFonts w:ascii="Arial" w:hAnsi="Arial"/>
           <w:b/>
-          <w:color w:val="475569"/>
-          <w:sz w:val="28"/>
+          <w:color w:val="4F46E5"/>
+          <w:sz w:val="26"/>
           <w:rFonts w:cs="Arial"/>
         </w:rPr>
-        <w:t>أولاً: فئة إدارة الذاكرة وحالات الصور</w:t>
+        <w:t>أولاً: قفل الذاكرة المباشر (Direct Pixel Access)</w:t>
       </w:r>
     </w:p>
     <w:p>
       <w:pPr>
         <w:bidi/>
-        <w:spacing w:after="80"/>
-        <w:ind w:left="360"/>
+        <w:spacing w:after="160" w:line="312" w:lineRule="auto"/>
+        <w:jc w:val="right"/>
+      </w:pPr>
+      <w:r>
+        <w:rPr>
+          <w:rFonts w:ascii="Arial" w:hAnsi="Arial"/>
+          <w:b w:val="0"/>
+          <w:color w:val="334155"/>
+          <w:sz w:val="22"/>
+          <w:rFonts w:cs="Arial"/>
+        </w:rPr>
+        <w:t>يعتمد المحرك على فئة LockBitmap.cs لتجنب البطء الحاد الناتج عن استدعاء دالة الرسم القياسية (.GetPixel / .SetPixel) في نظام .NET عند المرور على ملايين البكسلات. تعمل هذه الفئة عن طريق إرسال أمر لنظام التشغيل لقفل مصفوفة بكسلات الصورة في الذاكرة العشوائية (RAM) عبر استدعاء LockBits، ونسخ مصفوفة البكسلات مباشرة إلى مصفوفة بايت أحادية البعد (byte[] Pixels). يتيح ذلك معالجة خطية للمصفوفة عبر العمليات الحسابية المباشرة في الذاكرة، مما يقلل زمن التنفيذ إلى أجزاء من الميلي ثانية (أسرع بـ 100 ضعف من الطرق التقليدية).</w:t>
+      </w:r>
+    </w:p>
+    <w:p>
+      <w:pPr>
+        <w:keepNext/>
+        <w:bidi/>
+        <w:spacing w:before="320" w:after="120"/>
+        <w:jc w:val="right"/>
+      </w:pPr>
+      <w:r>
+        <w:rPr>
+          <w:rFonts w:ascii="Arial" w:hAnsi="Arial"/>
+          <w:b/>
+          <w:color w:val="4F46E5"/>
+          <w:sz w:val="26"/>
+          <w:rFonts w:cs="Arial"/>
+        </w:rPr>
+        <w:t>ثانياً: التحويل والتعديل اللحظي لقنوات الألوان</w:t>
+      </w:r>
+    </w:p>
+    <w:p>
+      <w:pPr>
+        <w:bidi/>
+        <w:spacing w:after="160" w:line="312" w:lineRule="auto"/>
+        <w:jc w:val="right"/>
+      </w:pPr>
+      <w:r>
+        <w:rPr>
+          <w:rFonts w:ascii="Arial" w:hAnsi="Arial"/>
+          <w:b w:val="0"/>
+          <w:color w:val="334155"/>
+          <w:sz w:val="22"/>
+          <w:rFonts w:cs="Arial"/>
+        </w:rPr>
+        <w:t>يتيح التطبيق تعديل قيم الإضاءة والفروق اللونية لحظياً عبر قنوات الأنظمة المختلفة. يتم تحقيق ذلك في فئة ColorEngine.cs بالخطوات التالية:</w:t>
+      </w:r>
+    </w:p>
+    <w:p>
+      <w:pPr>
+        <w:bidi/>
+        <w:spacing w:after="100"/>
+        <w:ind w:left="432"/>
         <w:jc w:val="right"/>
       </w:pPr>
       <w:r>
@@ -307,25 +396,25 @@
         <w:rPr>
           <w:rFonts w:ascii="Arial" w:hAnsi="Arial"/>
           <w:b/>
-          <w:color w:val="475569"/>
+          <w:color w:val="1E293B"/>
           <w:rFonts w:cs="Arial"/>
         </w:rPr>
-        <w:t xml:space="preserve">ImageWorkspace.cs: </w:t>
+        <w:t xml:space="preserve">تحويل الفضاء اللوني: </w:t>
       </w:r>
       <w:r>
         <w:rPr>
           <w:rFonts w:ascii="Arial" w:hAnsi="Arial"/>
-          <w:color w:val="1E293B"/>
+          <w:color w:val="334155"/>
           <w:rFonts w:cs="Arial"/>
         </w:rPr>
-        <w:t>يدير تحميل الصورة من القرص والاحتفاظ بالنسخة الأصلية غير المعدلة (OriginalImage)، وتأكيد التعديلات (CommittedImage)، والتعديلات اللحظية السريعة (CurrentImage). يوفر آلية ممتازة للتراجع واستعادة الصورة لأصلها.</w:t>
+        <w:t>يتم تحويل مصفوفة الصورة الأصلية (RGB) إلى الفضاء اللوني المستهدف (مثل HSV أو LAB أو YUV) باستخدام خوارزميات التحويل المدمجة في مكتبة OpenCV.</w:t>
       </w:r>
     </w:p>
     <w:p>
       <w:pPr>
         <w:bidi/>
-        <w:spacing w:after="80"/>
-        <w:ind w:left="360"/>
+        <w:spacing w:after="100"/>
+        <w:ind w:left="432"/>
         <w:jc w:val="right"/>
       </w:pPr>
       <w:r>
@@ -339,43 +428,25 @@
         <w:rPr>
           <w:rFonts w:ascii="Arial" w:hAnsi="Arial"/>
           <w:b/>
-          <w:color w:val="475569"/>
+          <w:color w:val="1E293B"/>
           <w:rFonts w:cs="Arial"/>
         </w:rPr>
-        <w:t xml:space="preserve">LockBitmap.cs: </w:t>
+        <w:t xml:space="preserve">تعديل القيم الرياضية بالذاكرة: </w:t>
       </w:r>
       <w:r>
         <w:rPr>
           <w:rFonts w:ascii="Arial" w:hAnsi="Arial"/>
-          <w:color w:val="1E293B"/>
+          <w:color w:val="334155"/>
           <w:rFonts w:cs="Arial"/>
         </w:rPr>
-        <w:t>محرك قفل الذاكرة الأساسي. لتجنب بطء مكتبة دوت نت القياسية في معالجة ملايين البكسلات، يقوم هذا الملف بقفل مصفوفة بكسلات الصورة في ذاكرة الوصول العشوائي وتعديلها مباشرة كمصفوفة بايت (byte[])، مما يوفر سرعة معالجة تفوق الطرق القياسية بأكثر من 100 ضعف.</w:t>
-      </w:r>
-    </w:p>
-    <w:p>
-      <w:pPr>
-        <w:keepNext/>
-        <w:bidi/>
-        <w:spacing w:before="360" w:after="120"/>
-        <w:jc w:val="right"/>
-      </w:pPr>
-      <w:r>
-        <w:rPr>
-          <w:rFonts w:ascii="Arial" w:hAnsi="Arial"/>
-          <w:b/>
-          <w:color w:val="475569"/>
-          <w:sz w:val="28"/>
-          <w:rFonts w:cs="Arial"/>
-        </w:rPr>
-        <w:t>ثانياً: فئة المعالجة الحسابية وتقليل الألوان</w:t>
+        <w:t>باستخدام مؤشرات الذاكرة غير المحمية (unsafe pointers) لحسابات شديدة السرعة، يتم المرور على قناة اللون المحددة وتعديل قيمها مع إجراء مطابقة وتثبيت القيم (Clamping) ضمن النطاقات الصحيحة الخاصة بالمركبة لمنع تشويه الصورة.</w:t>
       </w:r>
     </w:p>
     <w:p>
       <w:pPr>
         <w:bidi/>
-        <w:spacing w:after="80"/>
-        <w:ind w:left="360"/>
+        <w:spacing w:after="100"/>
+        <w:ind w:left="432"/>
         <w:jc w:val="right"/>
       </w:pPr>
       <w:r>
@@ -389,25 +460,98 @@
         <w:rPr>
           <w:rFonts w:ascii="Arial" w:hAnsi="Arial"/>
           <w:b/>
-          <w:color w:val="475569"/>
+          <w:color w:val="1E293B"/>
           <w:rFonts w:cs="Arial"/>
         </w:rPr>
-        <w:t xml:space="preserve">ColorEngine.cs: </w:t>
+        <w:t xml:space="preserve">التحويل العكسي والتحديث: </w:t>
       </w:r>
       <w:r>
         <w:rPr>
           <w:rFonts w:ascii="Arial" w:hAnsi="Arial"/>
-          <w:color w:val="1E293B"/>
+          <w:color w:val="334155"/>
           <w:rFonts w:cs="Arial"/>
         </w:rPr>
-        <w:t>يحتوي على دوال التحويل بين أنظمة الألوان الستة. عند تعديل أي قناة (مثل chroma U في YUV)، يقوم المحرك بتحويل الصورة لحظياً في الذاكرة إلى الفضاء المستهدف، وتعديل القناة عبر مؤشرات الذاكرة غير المحمية (unsafe pointers)، ثم إعادتها إلى RGB لعرضها الفوري.</w:t>
+        <w:t>يتم فك تشفير الفضاء المعدل وإعادة تحويله مباشرة لـ RGB وتحديث الـ PictureBox التفاعلي على الشاشة فوراً.</w:t>
+      </w:r>
+    </w:p>
+    <w:p>
+      <w:pPr>
+        <w:keepNext/>
+        <w:bidi/>
+        <w:spacing w:before="320" w:after="120"/>
+        <w:jc w:val="right"/>
+      </w:pPr>
+      <w:r>
+        <w:rPr>
+          <w:rFonts w:ascii="Arial" w:hAnsi="Arial"/>
+          <w:b/>
+          <w:color w:val="4F46E5"/>
+          <w:sz w:val="26"/>
+          <w:rFonts w:cs="Arial"/>
+        </w:rPr>
+        <w:t>ثالثاً: تفكيك البكسل المنفرد بستة أنظمة متزامنة</w:t>
       </w:r>
     </w:p>
     <w:p>
       <w:pPr>
         <w:bidi/>
-        <w:spacing w:after="80"/>
-        <w:ind w:left="360"/>
+        <w:spacing w:after="160" w:line="312" w:lineRule="auto"/>
+        <w:jc w:val="right"/>
+      </w:pPr>
+      <w:r>
+        <w:rPr>
+          <w:rFonts w:ascii="Arial" w:hAnsi="Arial"/>
+          <w:b w:val="0"/>
+          <w:color w:val="334155"/>
+          <w:sz w:val="22"/>
+          <w:rFonts w:cs="Arial"/>
+        </w:rPr>
+        <w:t>توفر فئة ColorEngine.PixelInfo.cs دالة GetPixelInfo التي يتم استدعاؤها عند نقر المستخدم على أي إحداثي في الصورة. تقوم الدالة ببناء بكسل مفرد وحساب قيمة تمثيله اللوني في وقت واحد بستة أنظمة لونية مختلفة (RGB, HSV, CMYK, YCbCr, YUV, LAB) بدقة تامة تعتمد على المعايير اللونية المعتمدة رسمياً، وعرض هذه القيم فوراً في لوحة عرض سفلية منسقة.</w:t>
+      </w:r>
+    </w:p>
+    <w:p>
+      <w:pPr>
+        <w:keepNext/>
+        <w:bidi/>
+        <w:spacing w:before="320" w:after="120"/>
+        <w:jc w:val="right"/>
+        <w:pBdr>
+          <w:bottom w:val="single" w:sz="18" w:space="6" w:color="4F46E5"/>
+        </w:pBdr>
+      </w:pPr>
+      <w:r>
+        <w:rPr>
+          <w:rFonts w:ascii="Arial" w:hAnsi="Arial"/>
+          <w:b/>
+          <w:color w:val="1E293B"/>
+          <w:sz w:val="32"/>
+          <w:rFonts w:cs="Arial"/>
+        </w:rPr>
+        <w:t>4. التمثيل الهندسي والتفاعل ثلاثي الأبعاد للفضاءات اللونية</w:t>
+      </w:r>
+    </w:p>
+    <w:p>
+      <w:pPr>
+        <w:bidi/>
+        <w:spacing w:after="160" w:line="312" w:lineRule="auto"/>
+        <w:jc w:val="right"/>
+      </w:pPr>
+      <w:r>
+        <w:rPr>
+          <w:rFonts w:ascii="Arial" w:hAnsi="Arial"/>
+          <w:b w:val="0"/>
+          <w:color w:val="334155"/>
+          <w:sz w:val="22"/>
+          <w:rFonts w:cs="Arial"/>
+        </w:rPr>
+        <w:t>يمثل محرك ColorSpaceRenderer.cs الركيزة الأساسية لعرض بكسلات الصورة في بيئة مجسمة متفاعلة. تم برمجة المحرك لبناء الأشكال الهندسية التي تصف سلوك وتوزيع الألوان في الطبيعة:</w:t>
+      </w:r>
+    </w:p>
+    <w:p>
+      <w:pPr>
+        <w:bidi/>
+        <w:spacing w:after="100"/>
+        <w:ind w:left="432"/>
         <w:jc w:val="right"/>
       </w:pPr>
       <w:r>
@@ -421,25 +565,25 @@
         <w:rPr>
           <w:rFonts w:ascii="Arial" w:hAnsi="Arial"/>
           <w:b/>
-          <w:color w:val="475569"/>
+          <w:color w:val="1E293B"/>
           <w:rFonts w:cs="Arial"/>
         </w:rPr>
-        <w:t xml:space="preserve">ColorEngine.PixelInfo.cs: </w:t>
+        <w:t xml:space="preserve">مكعب RGB و CMY: </w:t>
       </w:r>
       <w:r>
         <w:rPr>
           <w:rFonts w:ascii="Arial" w:hAnsi="Arial"/>
-          <w:color w:val="1E293B"/>
+          <w:color w:val="334155"/>
           <w:rFonts w:cs="Arial"/>
         </w:rPr>
-        <w:t>مخصص لفحص بكسل منفرد. عند نقر المستخدم على أي نقطة في الصورة، تقوم هذه الفئة بحساب قيم البكسل المقابلة في كافة الأنظمة الستة (RGB, HSV, CMYK, YCbCr, YUV, LAB) وعرضها بدقة رياضية متكاملة.</w:t>
+        <w:t>تمثيل الألوان الأساسية كمحاور متعامدة (X, Y, Z) تمثل الرؤوس والخطوط الخارجية للمكعب اللوني، بحيث تمثل زاوية (0,0,0) اللون الأسود في RGB بينما تمثل زاوية (255,255,255) اللون الأبيض.</w:t>
       </w:r>
     </w:p>
     <w:p>
       <w:pPr>
         <w:bidi/>
-        <w:spacing w:after="80"/>
-        <w:ind w:left="360"/>
+        <w:spacing w:after="100"/>
+        <w:ind w:left="432"/>
         <w:jc w:val="right"/>
       </w:pPr>
       <w:r>
@@ -453,43 +597,25 @@
         <w:rPr>
           <w:rFonts w:ascii="Arial" w:hAnsi="Arial"/>
           <w:b/>
-          <w:color w:val="475569"/>
+          <w:color w:val="1E293B"/>
           <w:rFonts w:cs="Arial"/>
         </w:rPr>
-        <w:t xml:space="preserve">ColorEngine.Quantization.cs: </w:t>
+        <w:t xml:space="preserve">أسطوانة HSV: </w:t>
       </w:r>
       <w:r>
         <w:rPr>
           <w:rFonts w:ascii="Arial" w:hAnsi="Arial"/>
-          <w:color w:val="1E293B"/>
+          <w:color w:val="334155"/>
           <w:rFonts w:cs="Arial"/>
         </w:rPr>
-        <w:t>تطبيق خوارزمية التعلم الآلي K-Means للتحكم في عدد ألوان الصورة. لضمان أداء فائق وتفادي التعليق، تقوم الخوارزمية بتدريب نموذج ألوان سريع على 5,000 بكسل فقط، ثم تعميم ومطابقة بكسلات الصورة بالكامل بالتوازي (Parallel Processing) على كامل أنوية المعالج.</w:t>
-      </w:r>
-    </w:p>
-    <w:p>
-      <w:pPr>
-        <w:keepNext/>
-        <w:bidi/>
-        <w:spacing w:before="360" w:after="120"/>
-        <w:jc w:val="right"/>
-      </w:pPr>
-      <w:r>
-        <w:rPr>
-          <w:rFonts w:ascii="Arial" w:hAnsi="Arial"/>
-          <w:b/>
-          <w:color w:val="475569"/>
-          <w:sz w:val="28"/>
-          <w:rFonts w:cs="Arial"/>
-        </w:rPr>
-        <w:t>ثالثاً: فئة الرسوميات ثلاثية الأبعاد والتفاعل</w:t>
+        <w:t>تمثيل فضاء الإضاءة والإشباع الدائري، حيث يتم تحويل زاوية اللون (Hue) من 0 لـ 360 درجة، وتحويل قيمة الإشباع (Saturation) لمسافة شعاعية ونصف قطر ممتد، وقيمة السطوع (Value) لارتفاع عمودي.</w:t>
       </w:r>
     </w:p>
     <w:p>
       <w:pPr>
         <w:bidi/>
-        <w:spacing w:after="80"/>
-        <w:ind w:left="360"/>
+        <w:spacing w:after="100"/>
+        <w:ind w:left="432"/>
         <w:jc w:val="right"/>
       </w:pPr>
       <w:r>
@@ -503,39 +629,515 @@
         <w:rPr>
           <w:rFonts w:ascii="Arial" w:hAnsi="Arial"/>
           <w:b/>
-          <w:color w:val="475569"/>
+          <w:color w:val="1E293B"/>
           <w:rFonts w:cs="Arial"/>
         </w:rPr>
-        <w:t xml:space="preserve">ColorSpaceRenderer.cs: </w:t>
+        <w:t xml:space="preserve">مجسمات YUV و YCbCr: </w:t>
       </w:r>
       <w:r>
         <w:rPr>
           <w:rFonts w:ascii="Arial" w:hAnsi="Arial"/>
+          <w:color w:val="334155"/>
+          <w:rFonts w:cs="Arial"/>
+        </w:rPr>
+        <w:t>رسم متوازي مستطيلات مائل ثلاثي الأبعاد يعكس معادلات التحويل الرياضية للفروق اللونية المعتمدة في أنظمة البث الرقمي والتلفزيوني.</w:t>
+      </w:r>
+    </w:p>
+    <w:p>
+      <w:pPr>
+        <w:bidi/>
+        <w:spacing w:after="100"/>
+        <w:ind w:left="432"/>
+        <w:jc w:val="right"/>
+      </w:pPr>
+      <w:r>
+        <w:rPr>
+          <w:b/>
+          <w:color w:val="4F46E5"/>
+        </w:rPr>
+        <w:t xml:space="preserve">•  </w:t>
+      </w:r>
+      <w:r>
+        <w:rPr>
+          <w:rFonts w:ascii="Arial" w:hAnsi="Arial"/>
+          <w:b/>
           <w:color w:val="1E293B"/>
           <w:rFonts w:cs="Arial"/>
         </w:rPr>
-        <w:t>محرك الإسقاط الهندسي المتوازي (Orthographic 3D Projection). يقوم برسم الأشكال الفراغية المعقدة هندسياً (مكعب الألوان لـ RGB و CMY، أسطوانة ألوان لـ HSV، متوازي مستطيلات مائل لـ YUV و YCbCr، ومجسم LAB الكروي)، ثم يبعثر عينات بكسلات الصورة في أماكنها الحقيقية داخل المجسم مع دعم دوران كامل وتكبير مريح بالماوس.</w:t>
+        <w:t xml:space="preserve">مجسم LAB الكروي: </w:t>
+      </w:r>
+      <w:r>
+        <w:rPr>
+          <w:rFonts w:ascii="Arial" w:hAnsi="Arial"/>
+          <w:color w:val="334155"/>
+          <w:rFonts w:cs="Arial"/>
+        </w:rPr>
+        <w:t>بناء وتحديد حدود الفضاء اللوني المتجانس بصرياً عبر مسح أسطح مكعب الألوان وحساب إحداثياتها الكروية المقابلة لعرضها كنقاط حدودية للمجسم اللوني.</w:t>
+      </w:r>
+    </w:p>
+    <w:p>
+      <w:pPr>
+        <w:bidi/>
+        <w:spacing w:after="100"/>
+        <w:ind w:left="432"/>
+        <w:jc w:val="right"/>
+      </w:pPr>
+      <w:r>
+        <w:rPr>
+          <w:b/>
+          <w:color w:val="4F46E5"/>
+        </w:rPr>
+        <w:t xml:space="preserve">•  </w:t>
+      </w:r>
+      <w:r>
+        <w:rPr>
+          <w:rFonts w:ascii="Arial" w:hAnsi="Arial"/>
+          <w:b/>
+          <w:color w:val="1E293B"/>
+          <w:rFonts w:cs="Arial"/>
+        </w:rPr>
+        <w:t xml:space="preserve">تبعثر البكسلات (Scatter Plot): </w:t>
+      </w:r>
+      <w:r>
+        <w:rPr>
+          <w:rFonts w:ascii="Arial" w:hAnsi="Arial"/>
+          <w:color w:val="334155"/>
+          <w:rFonts w:cs="Arial"/>
+        </w:rPr>
+        <w:t>يقوم المحرك بأخذ عينة بكسلات منتظمة وموزعة من الصورة (6000 بكسل تقريباً)، وحساب مواقعها الهندسية ثلاثية الأبعاد داخل المجسم النشط، وعرضها كنقاط متناثرة تلوّن بألوانها الأصلية مع تفعيل خاصية الشفافية (Alpha Blending) لتقديم عمق وحس بصري متقدم ومريح للمشاهد.</w:t>
       </w:r>
     </w:p>
     <w:p>
       <w:pPr>
         <w:keepNext/>
         <w:bidi/>
-        <w:spacing w:before="360" w:after="120"/>
+        <w:spacing w:before="320" w:after="120"/>
         <w:jc w:val="right"/>
         <w:pBdr>
-          <w:bottom w:val="single" w:sz="12" w:space="4" w:color="4F46E5"/>
+          <w:bottom w:val="single" w:sz="18" w:space="6" w:color="4F46E5"/>
         </w:pBdr>
       </w:pPr>
       <w:r>
         <w:rPr>
           <w:rFonts w:ascii="Arial" w:hAnsi="Arial"/>
           <w:b/>
-          <w:color w:val="4F46E5"/>
-          <w:sz w:val="36"/>
+          <w:color w:val="1E293B"/>
+          <w:sz w:val="32"/>
           <w:rFonts w:cs="Arial"/>
         </w:rPr>
-        <w:t>3. مصفوفة تحقيق المتطلبات البرمجية</w:t>
+        <w:t>5. خوارزمية تقليل الألوان (Color Quantization Methodology)</w:t>
+      </w:r>
+    </w:p>
+    <w:p>
+      <w:pPr>
+        <w:bidi/>
+        <w:spacing w:after="160" w:line="312" w:lineRule="auto"/>
+        <w:jc w:val="right"/>
+      </w:pPr>
+      <w:r>
+        <w:rPr>
+          <w:rFonts w:ascii="Arial" w:hAnsi="Arial"/>
+          <w:b w:val="0"/>
+          <w:color w:val="334155"/>
+          <w:sz w:val="22"/>
+          <w:rFonts w:cs="Arial"/>
+        </w:rPr>
+        <w:t>يتضمن المتطلب تقليل الألوان الممثلة للصورة إلى عدد مخصص ومحدود جداً (مثل 4 ألوان). تم تحقيق ذلك بكفاءة عالية في فئة ColorEngine.Quantization.cs بالاعتماد على خوارزمية K-Means Clustering وفق المنهجية الرياضية والبرمجية التالية:</w:t>
+      </w:r>
+    </w:p>
+    <w:tbl>
+      <w:tblPr>
+        <w:tblW w:type="auto" w:w="0"/>
+        <w:jc w:val="center"/>
+        <w:tblLook w:firstColumn="1" w:firstRow="1" w:lastColumn="0" w:lastRow="0" w:noHBand="0" w:noVBand="1" w:val="04A0"/>
+      </w:tblPr>
+      <w:tblGrid>
+        <w:gridCol w:w="4680"/>
+        <w:gridCol w:w="4680"/>
+      </w:tblGrid>
+      <w:tr>
+        <w:tc>
+          <w:tcPr>
+            <w:tcW w:type="dxa" w:w="4680"/>
+            <w:shd w:fill="475569"/>
+          </w:tcPr>
+          <w:p>
+            <w:pPr>
+              <w:bidi/>
+              <w:jc w:val="right"/>
+            </w:pPr>
+            <w:r>
+              <w:rPr>
+                <w:rFonts w:ascii="Arial" w:hAnsi="Arial"/>
+                <w:b/>
+                <w:color w:val="FFFFFF"/>
+                <w:sz w:val="21"/>
+                <w:rFonts w:cs="Arial"/>
+              </w:rPr>
+              <w:t>المرحلة الحسابية</w:t>
+            </w:r>
+          </w:p>
+        </w:tc>
+        <w:tc>
+          <w:tcPr>
+            <w:tcW w:type="dxa" w:w="4680"/>
+            <w:shd w:fill="475569"/>
+          </w:tcPr>
+          <w:p>
+            <w:pPr>
+              <w:bidi/>
+              <w:jc w:val="right"/>
+            </w:pPr>
+            <w:r>
+              <w:rPr>
+                <w:rFonts w:ascii="Arial" w:hAnsi="Arial"/>
+                <w:b/>
+                <w:color w:val="FFFFFF"/>
+                <w:sz w:val="21"/>
+                <w:rFonts w:cs="Arial"/>
+              </w:rPr>
+              <w:t>الآلية البرمجية والرياضية المتبعة</w:t>
+            </w:r>
+          </w:p>
+        </w:tc>
+      </w:tr>
+      <w:tr>
+        <w:tc>
+          <w:tcPr>
+            <w:tcW w:type="dxa" w:w="4680"/>
+          </w:tcPr>
+          <w:p>
+            <w:pPr>
+              <w:bidi/>
+              <w:spacing w:after="80" w:before="80"/>
+              <w:jc w:val="right"/>
+            </w:pPr>
+            <w:r>
+              <w:rPr>
+                <w:rFonts w:ascii="Arial" w:hAnsi="Arial"/>
+                <w:color w:val="334155"/>
+                <w:sz w:val="19"/>
+                <w:rFonts w:cs="Arial"/>
+              </w:rPr>
+              <w:t>التهيئة والتدريب السريع</w:t>
+            </w:r>
+          </w:p>
+        </w:tc>
+        <w:tc>
+          <w:tcPr>
+            <w:tcW w:type="dxa" w:w="4680"/>
+          </w:tcPr>
+          <w:p>
+            <w:pPr>
+              <w:bidi/>
+              <w:spacing w:after="80" w:before="80"/>
+              <w:jc w:val="right"/>
+            </w:pPr>
+            <w:r>
+              <w:rPr>
+                <w:rFonts w:ascii="Arial" w:hAnsi="Arial"/>
+                <w:color w:val="334155"/>
+                <w:sz w:val="19"/>
+                <w:rFonts w:cs="Arial"/>
+              </w:rPr>
+              <w:t>أخذ عينات بكسلات موزعة بالتساوي (حوالي 5,000 بكسل) من الصورة لحساب مراكز الألوان الأولية بشكل عشوائي ومتباعد.</w:t>
+            </w:r>
+          </w:p>
+        </w:tc>
+      </w:tr>
+      <w:tr>
+        <w:tc>
+          <w:tcPr>
+            <w:tcW w:type="dxa" w:w="4680"/>
+          </w:tcPr>
+          <w:p>
+            <w:pPr>
+              <w:bidi/>
+              <w:spacing w:after="80" w:before="80"/>
+              <w:jc w:val="right"/>
+            </w:pPr>
+            <w:r>
+              <w:rPr>
+                <w:rFonts w:ascii="Arial" w:hAnsi="Arial"/>
+                <w:color w:val="334155"/>
+                <w:sz w:val="19"/>
+                <w:rFonts w:cs="Arial"/>
+              </w:rPr>
+              <w:t>حساب المسافات الإقليدية</w:t>
+            </w:r>
+          </w:p>
+        </w:tc>
+        <w:tc>
+          <w:tcPr>
+            <w:tcW w:type="dxa" w:w="4680"/>
+          </w:tcPr>
+          <w:p>
+            <w:pPr>
+              <w:bidi/>
+              <w:spacing w:after="80" w:before="80"/>
+              <w:jc w:val="right"/>
+            </w:pPr>
+            <w:r>
+              <w:rPr>
+                <w:rFonts w:ascii="Arial" w:hAnsi="Arial"/>
+                <w:color w:val="334155"/>
+                <w:sz w:val="19"/>
+                <w:rFonts w:cs="Arial"/>
+              </w:rPr>
+              <w:t>حساب مسافة الألوان ثلاثية الأبعاد (Euclidean Distance) لكل بكسل عينة مع المراكز الحالية وتعيين البكسل لأقرب مركز لون.</w:t>
+            </w:r>
+          </w:p>
+        </w:tc>
+      </w:tr>
+      <w:tr>
+        <w:tc>
+          <w:tcPr>
+            <w:tcW w:type="dxa" w:w="4680"/>
+          </w:tcPr>
+          <w:p>
+            <w:pPr>
+              <w:bidi/>
+              <w:spacing w:after="80" w:before="80"/>
+              <w:jc w:val="right"/>
+            </w:pPr>
+            <w:r>
+              <w:rPr>
+                <w:rFonts w:ascii="Arial" w:hAnsi="Arial"/>
+                <w:color w:val="334155"/>
+                <w:sz w:val="19"/>
+                <w:rFonts w:cs="Arial"/>
+              </w:rPr>
+              <w:t>تحديث المراكز والتقارب</w:t>
+            </w:r>
+          </w:p>
+        </w:tc>
+        <w:tc>
+          <w:tcPr>
+            <w:tcW w:type="dxa" w:w="4680"/>
+          </w:tcPr>
+          <w:p>
+            <w:pPr>
+              <w:bidi/>
+              <w:spacing w:after="80" w:before="80"/>
+              <w:jc w:val="right"/>
+            </w:pPr>
+            <w:r>
+              <w:rPr>
+                <w:rFonts w:ascii="Arial" w:hAnsi="Arial"/>
+                <w:color w:val="334155"/>
+                <w:sz w:val="19"/>
+                <w:rFonts w:cs="Arial"/>
+              </w:rPr>
+              <w:t>تعديل قيم مراكز الألوان لتكون متوسط القيم الحسابية للمجموعات المتشكلة، وتكرار الحساب لـ 12 دورة كحد أقصى أو حتى الوصول لثبات كامل للقيم.</w:t>
+            </w:r>
+          </w:p>
+        </w:tc>
+      </w:tr>
+      <w:tr>
+        <w:tc>
+          <w:tcPr>
+            <w:tcW w:type="dxa" w:w="4680"/>
+          </w:tcPr>
+          <w:p>
+            <w:pPr>
+              <w:bidi/>
+              <w:spacing w:after="80" w:before="80"/>
+              <w:jc w:val="right"/>
+            </w:pPr>
+            <w:r>
+              <w:rPr>
+                <w:rFonts w:ascii="Arial" w:hAnsi="Arial"/>
+                <w:color w:val="334155"/>
+                <w:sz w:val="19"/>
+                <w:rFonts w:cs="Arial"/>
+              </w:rPr>
+              <w:t>توزيع البكسلات النهائي المتوازي</w:t>
+            </w:r>
+          </w:p>
+        </w:tc>
+        <w:tc>
+          <w:tcPr>
+            <w:tcW w:type="dxa" w:w="4680"/>
+          </w:tcPr>
+          <w:p>
+            <w:pPr>
+              <w:bidi/>
+              <w:spacing w:after="80" w:before="80"/>
+              <w:jc w:val="right"/>
+            </w:pPr>
+            <w:r>
+              <w:rPr>
+                <w:rFonts w:ascii="Arial" w:hAnsi="Arial"/>
+                <w:color w:val="334155"/>
+                <w:sz w:val="19"/>
+                <w:rFonts w:cs="Arial"/>
+              </w:rPr>
+              <w:t>استخدام هيكلية المعالجة المتوازية للملفات الصورية الكبيرة Parallel.For لتمرير بكسلات الصورة الأصلية كاملة واستبدال لون كل بكسل بأقرب لون ممثل من لوحة الألوان المحددة.</w:t>
+            </w:r>
+          </w:p>
+        </w:tc>
+      </w:tr>
+    </w:tbl>
+    <w:p>
+      <w:pPr>
+        <w:spacing w:after="240"/>
+        <w:bidi/>
+        <w:jc w:val="right"/>
+      </w:pPr>
+    </w:p>
+    <w:p>
+      <w:pPr>
+        <w:keepNext/>
+        <w:bidi/>
+        <w:spacing w:before="320" w:after="120"/>
+        <w:jc w:val="right"/>
+        <w:pBdr>
+          <w:bottom w:val="single" w:sz="18" w:space="6" w:color="4F46E5"/>
+        </w:pBdr>
+      </w:pPr>
+      <w:r>
+        <w:rPr>
+          <w:rFonts w:ascii="Arial" w:hAnsi="Arial"/>
+          <w:b/>
+          <w:color w:val="1E293B"/>
+          <w:sz w:val="32"/>
+          <w:rFonts w:cs="Arial"/>
+        </w:rPr>
+        <w:t>6. التكبير المتقدم والتحريك التفاعلي (Zoom &amp; Pan)</w:t>
+      </w:r>
+    </w:p>
+    <w:p>
+      <w:pPr>
+        <w:bidi/>
+        <w:spacing w:after="160" w:line="312" w:lineRule="auto"/>
+        <w:jc w:val="right"/>
+      </w:pPr>
+      <w:r>
+        <w:rPr>
+          <w:rFonts w:ascii="Arial" w:hAnsi="Arial"/>
+          <w:b w:val="0"/>
+          <w:color w:val="334155"/>
+          <w:sz w:val="22"/>
+          <w:rFonts w:cs="Arial"/>
+        </w:rPr>
+        <w:t>لتحسين جودة تجربة استخدام وعرض الصورة المدخلة وتحليل البكسلات الدقيقة، تم تعديل عنصر تحكم Canvas والـ PictureBox لإلغاء قيود الحجم التقليدي، حيث تم تصميم آلية تكبير وتحريك مخصصة:</w:t>
+      </w:r>
+    </w:p>
+    <w:p>
+      <w:pPr>
+        <w:bidi/>
+        <w:spacing w:after="100"/>
+        <w:ind w:left="432"/>
+        <w:jc w:val="right"/>
+      </w:pPr>
+      <w:r>
+        <w:rPr>
+          <w:b/>
+          <w:color w:val="4F46E5"/>
+        </w:rPr>
+        <w:t xml:space="preserve">•  </w:t>
+      </w:r>
+      <w:r>
+        <w:rPr>
+          <w:rFonts w:ascii="Arial" w:hAnsi="Arial"/>
+          <w:b/>
+          <w:color w:val="1E293B"/>
+          <w:rFonts w:cs="Arial"/>
+        </w:rPr>
+        <w:t xml:space="preserve">التكبير بالماوس: </w:t>
+      </w:r>
+      <w:r>
+        <w:rPr>
+          <w:rFonts w:ascii="Arial" w:hAnsi="Arial"/>
+          <w:color w:val="334155"/>
+          <w:rFonts w:cs="Arial"/>
+        </w:rPr>
+        <w:t>تفعيل تفاعل عجلة الفأرة لتوسيع أو تقليص مقاسات الصورة في نطاق يمتد من 20% وحتى 1000% من أبعادها المناسبة للواجهة.</w:t>
+      </w:r>
+    </w:p>
+    <w:p>
+      <w:pPr>
+        <w:bidi/>
+        <w:spacing w:after="100"/>
+        <w:ind w:left="432"/>
+        <w:jc w:val="right"/>
+      </w:pPr>
+      <w:r>
+        <w:rPr>
+          <w:b/>
+          <w:color w:val="4F46E5"/>
+        </w:rPr>
+        <w:t xml:space="preserve">•  </w:t>
+      </w:r>
+      <w:r>
+        <w:rPr>
+          <w:rFonts w:ascii="Arial" w:hAnsi="Arial"/>
+          <w:b/>
+          <w:color w:val="1E293B"/>
+          <w:rFonts w:cs="Arial"/>
+        </w:rPr>
+        <w:t xml:space="preserve">حركة السحب (Panning): </w:t>
+      </w:r>
+      <w:r>
+        <w:rPr>
+          <w:rFonts w:ascii="Arial" w:hAnsi="Arial"/>
+          <w:color w:val="334155"/>
+          <w:rFonts w:cs="Arial"/>
+        </w:rPr>
+        <w:t>تمكين المستخدم من الإمساك بالصورة وسحبها بحرية في أي اتجاه باستخدام الزر الأيسر للماوس، مع تحويل مؤشر الماوس تلقائياً لشكل اليد الممسكة بالصورة.</w:t>
+      </w:r>
+    </w:p>
+    <w:p>
+      <w:pPr>
+        <w:bidi/>
+        <w:spacing w:after="100"/>
+        <w:ind w:left="432"/>
+        <w:jc w:val="right"/>
+      </w:pPr>
+      <w:r>
+        <w:rPr>
+          <w:b/>
+          <w:color w:val="4F46E5"/>
+        </w:rPr>
+        <w:t xml:space="preserve">•  </w:t>
+      </w:r>
+      <w:r>
+        <w:rPr>
+          <w:rFonts w:ascii="Arial" w:hAnsi="Arial"/>
+          <w:b/>
+          <w:color w:val="1E293B"/>
+          <w:rFonts w:cs="Arial"/>
+        </w:rPr>
+        <w:t xml:space="preserve">كشف البكسل الصحيح: </w:t>
+      </w:r>
+      <w:r>
+        <w:rPr>
+          <w:rFonts w:ascii="Arial" w:hAnsi="Arial"/>
+          <w:color w:val="334155"/>
+          <w:rFonts w:cs="Arial"/>
+        </w:rPr>
+        <w:t>تعديل خوارزمية جلب الإحداثيات عند النقر بالماوس، بحيث يتم تجاهل الهوامش الفارغة واحتساب إزاحة التحريك ونسبة التكبير الحالية تلقائياً للحصول على البكسل المختار بدقة 100%.</w:t>
+      </w:r>
+    </w:p>
+    <w:p>
+      <w:pPr>
+        <w:keepNext/>
+        <w:bidi/>
+        <w:spacing w:before="320" w:after="120"/>
+        <w:jc w:val="right"/>
+        <w:pBdr>
+          <w:bottom w:val="single" w:sz="18" w:space="6" w:color="4F46E5"/>
+        </w:pBdr>
+      </w:pPr>
+      <w:r>
+        <w:rPr>
+          <w:rFonts w:ascii="Arial" w:hAnsi="Arial"/>
+          <w:b/>
+          <w:color w:val="1E293B"/>
+          <w:sz w:val="32"/>
+          <w:rFonts w:cs="Arial"/>
+        </w:rPr>
+        <w:t>7. مصفوفة تتبع تحقيق متطلبات المشروع</w:t>
       </w:r>
     </w:p>
     <w:tbl>
@@ -553,7 +1155,7 @@
         <w:tc>
           <w:tcPr>
             <w:tcW w:type="dxa" w:w="3120"/>
-            <w:shd w:fill="4F46E5"/>
+            <w:shd w:fill="1E293B"/>
           </w:tcPr>
           <w:p>
             <w:pPr>
@@ -565,17 +1167,17 @@
                 <w:rFonts w:ascii="Arial" w:hAnsi="Arial"/>
                 <w:b/>
                 <w:color w:val="FFFFFF"/>
-                <w:sz w:val="22"/>
+                <w:sz w:val="20"/>
                 <w:rFonts w:cs="Arial"/>
               </w:rPr>
-              <w:t>المتطلب البرمجي</w:t>
+              <w:t>المتطلب الوظيفي</w:t>
             </w:r>
           </w:p>
         </w:tc>
         <w:tc>
           <w:tcPr>
             <w:tcW w:type="dxa" w:w="3120"/>
-            <w:shd w:fill="4F46E5"/>
+            <w:shd w:fill="1E293B"/>
           </w:tcPr>
           <w:p>
             <w:pPr>
@@ -587,7 +1189,7 @@
                 <w:rFonts w:ascii="Arial" w:hAnsi="Arial"/>
                 <w:b/>
                 <w:color w:val="FFFFFF"/>
-                <w:sz w:val="22"/>
+                <w:sz w:val="20"/>
                 <w:rFonts w:cs="Arial"/>
               </w:rPr>
               <w:t>الملف المسؤول</w:t>
@@ -597,7 +1199,7 @@
         <w:tc>
           <w:tcPr>
             <w:tcW w:type="dxa" w:w="3120"/>
-            <w:shd w:fill="4F46E5"/>
+            <w:shd w:fill="1E293B"/>
           </w:tcPr>
           <w:p>
             <w:pPr>
@@ -609,10 +1211,10 @@
                 <w:rFonts w:ascii="Arial" w:hAnsi="Arial"/>
                 <w:b/>
                 <w:color w:val="FFFFFF"/>
-                <w:sz w:val="22"/>
+                <w:sz w:val="20"/>
                 <w:rFonts w:cs="Arial"/>
               </w:rPr>
-              <w:t>التقنية والآلية المتبعة</w:t>
+              <w:t>الآلية التقنية المتبعة</w:t>
             </w:r>
           </w:p>
         </w:tc>
@@ -631,11 +1233,11 @@
             <w:r>
               <w:rPr>
                 <w:rFonts w:ascii="Arial" w:hAnsi="Arial"/>
-                <w:color w:val="1E293B"/>
-                <w:sz w:val="20"/>
+                <w:color w:val="334155"/>
+                <w:sz w:val="19"/>
                 <w:rFonts w:cs="Arial"/>
               </w:rPr>
-              <w:t>إدخال وعرض الصورة (زر وسحب وإفلات)</w:t>
+              <w:t>إدخال وعرض الصورة</w:t>
             </w:r>
           </w:p>
         </w:tc>
@@ -652,8 +1254,8 @@
             <w:r>
               <w:rPr>
                 <w:rFonts w:ascii="Arial" w:hAnsi="Arial"/>
-                <w:color w:val="1E293B"/>
-                <w:sz w:val="20"/>
+                <w:color w:val="334155"/>
+                <w:sz w:val="19"/>
                 <w:rFonts w:cs="Arial"/>
               </w:rPr>
               <w:t>MainForm.cs</w:t>
@@ -673,11 +1275,11 @@
             <w:r>
               <w:rPr>
                 <w:rFonts w:ascii="Arial" w:hAnsi="Arial"/>
-                <w:color w:val="1E293B"/>
-                <w:sz w:val="20"/>
+                <w:color w:val="334155"/>
+                <w:sz w:val="19"/>
                 <w:rFonts w:cs="Arial"/>
               </w:rPr>
-              <w:t>استخدام OpenFileDialog + تهيئة أحداث السحب DragEnter و DragDrop للملفات الصورية وتحديث الواجهة.</w:t>
+              <w:t>استخدام OpenFileDialog لفتح الملفات وتضمين Drag &amp; Drop للسحب والإفلات المباشر على الشاشة.</w:t>
             </w:r>
           </w:p>
         </w:tc>
@@ -696,11 +1298,11 @@
             <w:r>
               <w:rPr>
                 <w:rFonts w:ascii="Arial" w:hAnsi="Arial"/>
-                <w:color w:val="1E293B"/>
-                <w:sz w:val="20"/>
+                <w:color w:val="334155"/>
+                <w:sz w:val="19"/>
                 <w:rFonts w:cs="Arial"/>
               </w:rPr>
-              <w:t>التحويل المتكامل بين 6 أنظمة ألوان</w:t>
+              <w:t>التحويل بين أنظمة الألوان</w:t>
             </w:r>
           </w:p>
         </w:tc>
@@ -717,8 +1319,8 @@
             <w:r>
               <w:rPr>
                 <w:rFonts w:ascii="Arial" w:hAnsi="Arial"/>
-                <w:color w:val="1E293B"/>
-                <w:sz w:val="20"/>
+                <w:color w:val="334155"/>
+                <w:sz w:val="19"/>
                 <w:rFonts w:cs="Arial"/>
               </w:rPr>
               <w:t>ColorEngine.cs</w:t>
@@ -738,11 +1340,11 @@
             <w:r>
               <w:rPr>
                 <w:rFonts w:ascii="Arial" w:hAnsi="Arial"/>
-                <w:color w:val="1E293B"/>
-                <w:sz w:val="20"/>
+                <w:color w:val="334155"/>
+                <w:sz w:val="19"/>
                 <w:rFonts w:cs="Arial"/>
               </w:rPr>
-              <w:t>التحويل عالي الكفاءة عبر مكتبة Emgu.CV والدوال الرياضية المخصصة لنظام CMYK.</w:t>
+              <w:t>استخدام CvInvoke.CvtColor مع OpenCV للتحويل الذاكري عالي الدقة والتحويلات الرياضية المباشرة لـ CMYK.</w:t>
             </w:r>
           </w:p>
         </w:tc>
@@ -761,11 +1363,11 @@
             <w:r>
               <w:rPr>
                 <w:rFonts w:ascii="Arial" w:hAnsi="Arial"/>
-                <w:color w:val="1E293B"/>
-                <w:sz w:val="20"/>
+                <w:color w:val="334155"/>
+                <w:sz w:val="19"/>
                 <w:rFonts w:cs="Arial"/>
               </w:rPr>
-              <w:t>عرض وتعديل وتعطيل القنوات</w:t>
+              <w:t>التحكم بقنوات الألوان</w:t>
             </w:r>
           </w:p>
         </w:tc>
@@ -782,13 +1384,11 @@
             <w:r>
               <w:rPr>
                 <w:rFonts w:ascii="Arial" w:hAnsi="Arial"/>
-                <w:color w:val="1E293B"/>
-                <w:sz w:val="20"/>
+                <w:color w:val="334155"/>
+                <w:sz w:val="19"/>
                 <w:rFonts w:cs="Arial"/>
               </w:rPr>
               <w:t>ColorEngine.cs</w:t>
-              <w:br/>
-              <w:t>MainForm.cs</w:t>
             </w:r>
           </w:p>
         </w:tc>
@@ -805,11 +1405,11 @@
             <w:r>
               <w:rPr>
                 <w:rFonts w:ascii="Arial" w:hAnsi="Arial"/>
-                <w:color w:val="1E293B"/>
-                <w:sz w:val="20"/>
+                <w:color w:val="334155"/>
+                <w:sz w:val="19"/>
                 <w:rFonts w:cs="Arial"/>
               </w:rPr>
-              <w:t>استخدام Split لتفكيك قنوات الصورة والمنزلقات الملونة المخصصة للتحكم بكل قناة وقيم إضاءتها لحظياً.</w:t>
+              <w:t>تجزئة الصورة لقنواتها الفردية باستخدام Split، والسماح بتعطيل أو تفعيل قنوات فردية وإجراء تعديلات لحظية عليها.</w:t>
             </w:r>
           </w:p>
         </w:tc>
@@ -828,11 +1428,11 @@
             <w:r>
               <w:rPr>
                 <w:rFonts w:ascii="Arial" w:hAnsi="Arial"/>
-                <w:color w:val="1E293B"/>
-                <w:sz w:val="20"/>
+                <w:color w:val="334155"/>
+                <w:sz w:val="19"/>
                 <w:rFonts w:cs="Arial"/>
               </w:rPr>
-              <w:t>تمثيل بصري للفضاء اللوني 3D</w:t>
+              <w:t>تمثيل بصري للفضاء اللوني</w:t>
             </w:r>
           </w:p>
         </w:tc>
@@ -849,8 +1449,8 @@
             <w:r>
               <w:rPr>
                 <w:rFonts w:ascii="Arial" w:hAnsi="Arial"/>
-                <w:color w:val="1E293B"/>
-                <w:sz w:val="20"/>
+                <w:color w:val="334155"/>
+                <w:sz w:val="19"/>
                 <w:rFonts w:cs="Arial"/>
               </w:rPr>
               <w:t>ColorSpaceRenderer.cs</w:t>
@@ -870,11 +1470,11 @@
             <w:r>
               <w:rPr>
                 <w:rFonts w:ascii="Arial" w:hAnsi="Arial"/>
-                <w:color w:val="1E293B"/>
-                <w:sz w:val="20"/>
+                <w:color w:val="334155"/>
+                <w:sz w:val="19"/>
                 <w:rFonts w:cs="Arial"/>
               </w:rPr>
-              <w:t>محرك إسقاط ثلاثي الأبعاد مائل مع تلوين فني تفاعلي للمجسمات ونقاط بكسلات الصورة (Scatter Plot).</w:t>
+              <w:t>محرك رسم الإسقاط ثلاثي الأبعاد المائل مع تلوين فني تفاعلي للمجسمات ونقاط بكسلات الصورة (Scatter Plot).</w:t>
             </w:r>
           </w:p>
         </w:tc>
@@ -893,8 +1493,8 @@
             <w:r>
               <w:rPr>
                 <w:rFonts w:ascii="Arial" w:hAnsi="Arial"/>
-                <w:color w:val="1E293B"/>
-                <w:sz w:val="20"/>
+                <w:color w:val="334155"/>
+                <w:sz w:val="19"/>
                 <w:rFonts w:cs="Arial"/>
               </w:rPr>
               <w:t>التفاعل بالفأرة (دوران وتكبير)</w:t>
@@ -914,8 +1514,8 @@
             <w:r>
               <w:rPr>
                 <w:rFonts w:ascii="Arial" w:hAnsi="Arial"/>
-                <w:color w:val="1E293B"/>
-                <w:sz w:val="20"/>
+                <w:color w:val="334155"/>
+                <w:sz w:val="19"/>
                 <w:rFonts w:cs="Arial"/>
               </w:rPr>
               <w:t>ColorSpaceViewerForm.cs</w:t>
@@ -935,11 +1535,11 @@
             <w:r>
               <w:rPr>
                 <w:rFonts w:ascii="Arial" w:hAnsi="Arial"/>
-                <w:color w:val="1E293B"/>
-                <w:sz w:val="20"/>
+                <w:color w:val="334155"/>
+                <w:sz w:val="19"/>
                 <w:rFonts w:cs="Arial"/>
               </w:rPr>
-              <w:t>حساب زوايا الدوران Yaw/Pitch ونسبة التكبير Zoom لحظياً عند تحريك وسحب الفأرة على شاشة العرض ثلاثي الأبعاد.</w:t>
+              <w:t>احتساب التغيير في زوايا الدوران (Yaw/Pitch) ونسبة الزووم الرسومي لحظياً استجابة لحركة الماوس على الشاشة.</w:t>
             </w:r>
           </w:p>
         </w:tc>
@@ -958,11 +1558,11 @@
             <w:r>
               <w:rPr>
                 <w:rFonts w:ascii="Arial" w:hAnsi="Arial"/>
-                <w:color w:val="1E293B"/>
-                <w:sz w:val="20"/>
+                <w:color w:val="334155"/>
+                <w:sz w:val="19"/>
                 <w:rFonts w:cs="Arial"/>
               </w:rPr>
-              <w:t>تحديث القيم اللحظي للفحص</w:t>
+              <w:t>فحص بكسلات الصورة وتفصيلها</w:t>
             </w:r>
           </w:p>
         </w:tc>
@@ -979,11 +1579,13 @@
             <w:r>
               <w:rPr>
                 <w:rFonts w:ascii="Arial" w:hAnsi="Arial"/>
-                <w:color w:val="1E293B"/>
-                <w:sz w:val="20"/>
+                <w:color w:val="334155"/>
+                <w:sz w:val="19"/>
                 <w:rFonts w:cs="Arial"/>
               </w:rPr>
               <w:t>PixelInspectorPanel.cs</w:t>
+              <w:br/>
+              <w:t>ColorEngine.PixelInfo.cs</w:t>
             </w:r>
           </w:p>
         </w:tc>
@@ -1000,11 +1602,11 @@
             <w:r>
               <w:rPr>
                 <w:rFonts w:ascii="Arial" w:hAnsi="Arial"/>
-                <w:color w:val="1E293B"/>
-                <w:sz w:val="20"/>
+                <w:color w:val="334155"/>
+                <w:sz w:val="19"/>
                 <w:rFonts w:cs="Arial"/>
               </w:rPr>
-              <w:t>لوحة تصميم مظلم منسقة خالية من التداخل تعرض قيم البكسل بستة أنظمة متزامنة وصحيحة عند النقر.</w:t>
+              <w:t>جلب قيم البكسل المستهدف لحظياً بستة أنظمة متزامنة وعرضها في لوحة سفلية منسقة بوضوح عند النقر بالفأرة.</w:t>
             </w:r>
           </w:p>
         </w:tc>
@@ -1023,11 +1625,11 @@
             <w:r>
               <w:rPr>
                 <w:rFonts w:ascii="Arial" w:hAnsi="Arial"/>
-                <w:color w:val="1E293B"/>
-                <w:sz w:val="20"/>
+                <w:color w:val="334155"/>
+                <w:sz w:val="19"/>
                 <w:rFonts w:cs="Arial"/>
               </w:rPr>
-              <w:t>التكبير والتحريك المتقدم للصورة</w:t>
+              <w:t>التحديث اللحظي لجميع التغييرات</w:t>
             </w:r>
           </w:p>
         </w:tc>
@@ -1044,8 +1646,8 @@
             <w:r>
               <w:rPr>
                 <w:rFonts w:ascii="Arial" w:hAnsi="Arial"/>
-                <w:color w:val="1E293B"/>
-                <w:sz w:val="20"/>
+                <w:color w:val="334155"/>
+                <w:sz w:val="19"/>
                 <w:rFonts w:cs="Arial"/>
               </w:rPr>
               <w:t>MainForm.cs</w:t>
@@ -1065,11 +1667,11 @@
             <w:r>
               <w:rPr>
                 <w:rFonts w:ascii="Arial" w:hAnsi="Arial"/>
-                <w:color w:val="1E293B"/>
-                <w:sz w:val="20"/>
+                <w:color w:val="334155"/>
+                <w:sz w:val="19"/>
                 <w:rFonts w:cs="Arial"/>
               </w:rPr>
-              <w:t>استدعاء التكبير التفاعلي بعجلة الماوس وسحب الصورة بـ Left Drag وتعديل دقيق لإحداثيات الكشف لمنع التداخل.</w:t>
+              <w:t>ربط أحداث المنزلقات بدالة معالجة مركزية (ApplyColorModifications) تعيد حساب البكسلات وتحدث الشاشة في أقل من 50ms.</w:t>
             </w:r>
           </w:p>
         </w:tc>
@@ -1088,11 +1690,11 @@
             <w:r>
               <w:rPr>
                 <w:rFonts w:ascii="Arial" w:hAnsi="Arial"/>
-                <w:color w:val="1E293B"/>
-                <w:sz w:val="20"/>
+                <w:color w:val="334155"/>
+                <w:sz w:val="19"/>
                 <w:rFonts w:cs="Arial"/>
               </w:rPr>
-              <w:t>تقليل الألوان الذكي (Limit)</w:t>
+              <w:t>تقليل عدد الألوان</w:t>
             </w:r>
           </w:p>
         </w:tc>
@@ -1109,8 +1711,8 @@
             <w:r>
               <w:rPr>
                 <w:rFonts w:ascii="Arial" w:hAnsi="Arial"/>
-                <w:color w:val="1E293B"/>
-                <w:sz w:val="20"/>
+                <w:color w:val="334155"/>
+                <w:sz w:val="19"/>
                 <w:rFonts w:cs="Arial"/>
               </w:rPr>
               <w:t>ColorEngine.Quantization.cs</w:t>
@@ -1130,11 +1732,11 @@
             <w:r>
               <w:rPr>
                 <w:rFonts w:ascii="Arial" w:hAnsi="Arial"/>
-                <w:color w:val="1E293B"/>
-                <w:sz w:val="20"/>
+                <w:color w:val="334155"/>
+                <w:sz w:val="19"/>
                 <w:rFonts w:cs="Arial"/>
               </w:rPr>
-              <w:t>تطبيق خوارزمية K-Means Clustering سريعة الأداء بمعالجة متوازية Parallel.For لتقليل الألوان (مثال: لـ 4 ألوان).</w:t>
+              <w:t>تطبيق K-Means Clustering سريعة الأداء بالذاكرة باستعمال معالجة متوازية على المعالج لإنتاج صورة بـ K لون.</w:t>
             </w:r>
           </w:p>
         </w:tc>
@@ -1153,11 +1755,11 @@
             <w:r>
               <w:rPr>
                 <w:rFonts w:ascii="Arial" w:hAnsi="Arial"/>
-                <w:color w:val="1E293B"/>
-                <w:sz w:val="20"/>
+                <w:color w:val="334155"/>
+                <w:sz w:val="19"/>
                 <w:rFonts w:cs="Arial"/>
               </w:rPr>
-              <w:t>إعادة ضبط وحفظ الصورة المعدلة</w:t>
+              <w:t>حفظ الصورة المعدلة وإعادة الضبط</w:t>
             </w:r>
           </w:p>
         </w:tc>
@@ -1174,8 +1776,8 @@
             <w:r>
               <w:rPr>
                 <w:rFonts w:ascii="Arial" w:hAnsi="Arial"/>
-                <w:color w:val="1E293B"/>
-                <w:sz w:val="20"/>
+                <w:color w:val="334155"/>
+                <w:sz w:val="19"/>
                 <w:rFonts w:cs="Arial"/>
               </w:rPr>
               <w:t>MainForm.cs</w:t>
@@ -1195,11 +1797,11 @@
             <w:r>
               <w:rPr>
                 <w:rFonts w:ascii="Arial" w:hAnsi="Arial"/>
-                <w:color w:val="1E293B"/>
-                <w:sz w:val="20"/>
+                <w:color w:val="334155"/>
+                <w:sz w:val="19"/>
                 <w:rFonts w:cs="Arial"/>
               </w:rPr>
-              <w:t>زر لإعادة استدعاء الصورة الأصلية من الذاكرة، وزر حفظ بنفسجي مخصص لتصدير الصورة المعدلة بصيغ PNG, JPG, BMP.</w:t>
+              <w:t>استخدام SaveFileDialog لتصدير النسخة المعدلة بامتدادات (PNG, JPG, BMP)، وزر Reset لاستعادة الصورة الأصلية.</w:t>
             </w:r>
           </w:p>
         </w:tc>
@@ -1216,35 +1818,38 @@
       <w:pPr>
         <w:keepNext/>
         <w:bidi/>
-        <w:spacing w:before="360" w:after="120"/>
+        <w:spacing w:before="320" w:after="120"/>
         <w:jc w:val="right"/>
+        <w:pBdr>
+          <w:bottom w:val="single" w:sz="18" w:space="6" w:color="4F46E5"/>
+        </w:pBdr>
       </w:pPr>
       <w:r>
         <w:rPr>
           <w:rFonts w:ascii="Arial" w:hAnsi="Arial"/>
           <w:b/>
-          <w:color w:val="475569"/>
-          <w:sz w:val="28"/>
+          <w:color w:val="1E293B"/>
+          <w:sz w:val="32"/>
           <w:rFonts w:cs="Arial"/>
         </w:rPr>
-        <w:t>الخلاصة</w:t>
+        <w:t>8. الخلاصة والتقييم الهندسي</w:t>
       </w:r>
     </w:p>
     <w:p>
       <w:pPr>
         <w:bidi/>
-        <w:spacing w:after="120" w:line="300" w:lineRule="auto"/>
+        <w:spacing w:after="160" w:line="312" w:lineRule="auto"/>
         <w:jc w:val="right"/>
       </w:pPr>
       <w:r>
         <w:rPr>
           <w:rFonts w:ascii="Arial" w:hAnsi="Arial"/>
           <w:b w:val="0"/>
-          <w:color w:val="1E293B"/>
+          <w:color w:val="334155"/>
           <w:sz w:val="22"/>
           <w:rFonts w:cs="Arial"/>
         </w:rPr>
-        <w:t>يمثل مشروع PixelLab منصة تعليمية وتطبيقية تفاعلية ممتازة للطلاب والمدرسين المهتمين بمعالجة الصور الرقمية وتحليل مكوناتها اللونية. بفضل البرمجة الموجهة للأداء العالي (LockBitmap و Parallel Processing) فإنه يقدم تجربة مستخدم فورية فائقة السرعة وخالية من أي بطء، مع دقة علمية كاملة في جلب إحداثيات وفئات بكسلات الصورة.</w:t>
+        <w:t>يمثل تطبيق PixelLab منصة متكاملة وفعالة من الناحية التعليمية والتطبيقية، حيث تمكن المستخدم من استيعاب وفهم سلوك الألوان وحركتها الهندسية داخل الفضاءات اللونية المختلفة بوضوح. بفضل الاعتماد على قنوات معالجة موجهة للأداء العالي (Direct Memory Lock and ThreadPool Execution) فإنه يضمن استجابة فورية فائقة السرعة وخالية من أي بطء برمجي، مما يجعله نموذجاً يحتذى به في برمجة تطبيقات رسوميات الحاسوب ومعالجة الإشارات الصورية الرقمية.</w:t>
       </w:r>
     </w:p>
     <w:sectPr>
